--- a/writing/Chapter 5 - 5.2 Analysis of Design Solutions/WRITING_GUIDE.docx
+++ b/writing/Chapter 5 - 5.2 Analysis of Design Solutions/WRITING_GUIDE.docx
@@ -431,7 +431,7 @@
         <w:t>backbones of the same size are statistically indistinguishable at top-1</w:t>
       </w:r>
       <w:r>
-        <w:t xml:space="preserve"> (48.8-50.2%), and RoBERTa-base differs only in ranking quality (top-5 85.0% vs 81.7-82.7%). Doubling capacity with RoBERTa-large adds 2.9 points top-1 at 7.4 times the training cost (Figure 5.3). Since detector gains do not propagate to response quality (5.3, 5.4), RoBERTa-base offers the best balance.</w:t>
+        <w:t xml:space="preserve"> (48.8-50.2%), and RoBERTa-base differs only in ranking quality (top-5 85.0% vs 81.7-82.7%). Doubling capacity with RoBERTa-large adds 2.9 points top-1 at 7.4 times the training cost (Figure 5.3). When RoBERTa-large was swapped into the final pipeline, rule adherence, WASSA empathy and emotion validation were all unchanged (Section 5.3.3), so RoBERTa-base offers the best balance.</w:t>
       </w:r>
     </w:p>
     <w:p>

--- a/writing/Chapter 5 - 5.2 Analysis of Design Solutions/WRITING_GUIDE.docx
+++ b/writing/Chapter 5 - 5.2 Analysis of Design Solutions/WRITING_GUIDE.docx
@@ -8,6 +8,29 @@
       </w:pPr>
       <w:r>
         <w:t>Chapter 5 - 5.2 Analysis of Design Solutions</w:t>
+      </w:r>
+    </w:p>
+    <w:p>
+      <w:pPr>
+        <w:pStyle w:val="IntenseQuote"/>
+      </w:pPr>
+      <w:r>
+        <w:rPr>
+          <w:b/>
+        </w:rPr>
+        <w:t>Update (14 Sep 2026):</w:t>
+      </w:r>
+      <w:r>
+        <w:t xml:space="preserve"> the AI-judge figure 9.02 in the draft below is from the earlier three-judge run. The final two-judge panel gives 8.90 for Qwen2.5-7B and 8.68 for the final system - use </w:t>
+      </w:r>
+      <w:r>
+        <w:rPr>
+          <w:rFonts w:ascii="Consolas" w:hAnsi="Consolas"/>
+        </w:rPr>
+        <w:t>FINAL_TEXT.docx</w:t>
+      </w:r>
+      <w:r>
+        <w:t>.</w:t>
       </w:r>
     </w:p>
     <w:p>

--- a/writing/Chapter 5 - 5.2 Analysis of Design Solutions/WRITING_GUIDE.docx
+++ b/writing/Chapter 5 - 5.2 Analysis of Design Solutions/WRITING_GUIDE.docx
@@ -18,10 +18,10 @@
         <w:rPr>
           <w:b/>
         </w:rPr>
-        <w:t>Update (14 Sep 2026):</w:t>
+        <w:t>Update (14 Sep 2026): AI-judge scores for all 8 systems are in.</w:t>
       </w:r>
       <w:r>
-        <w:t xml:space="preserve"> the AI-judge figure 9.02 in the draft below is from the earlier three-judge run. The final two-judge panel gives 8.90 for Qwen2.5-7B and 8.68 for the final system - use </w:t>
+        <w:t xml:space="preserve"> The AI-judge panel is two judges (Nemotron 3 Ultra + gpt-oss-120b), and every judge number in the draft below is superseded - use </w:t>
       </w:r>
       <w:r>
         <w:rPr>
@@ -30,7 +30,16 @@
         <w:t>FINAL_TEXT.docx</w:t>
       </w:r>
       <w:r>
-        <w:t>.</w:t>
+        <w:t xml:space="preserve"> and the regenerated </w:t>
+      </w:r>
+      <w:r>
+        <w:rPr>
+          <w:rFonts w:ascii="Consolas" w:hAnsi="Consolas"/>
+        </w:rPr>
+        <w:t>tables/</w:t>
+      </w:r>
+      <w:r>
+        <w:t xml:space="preserve"> for all AI-judge and WASSA-validity numbers.</w:t>
       </w:r>
     </w:p>
     <w:p>
